--- a/public/sjablonen/huurovereenkomst_RO.docx
+++ b/public/sjablonen/huurovereenkomst_RO.docx
@@ -8687,6 +8687,42 @@
                 <w:rFonts w:cs="Arial"/>
               </w:rPr>
             </w:pPr>
+            <w:r xmlns:a="http://schemas.openxmlformats.org/drawingml/2006/main" xmlns:pic="http://schemas.openxmlformats.org/drawingml/2006/picture">
+              <w:drawing>
+                <wp:inline distT="0" distB="0" distL="0" distR="0">
+                  <wp:extent cx="313610" cy="792000"/>
+                  <wp:docPr id="9001" name="Handtekening verhuurder"/>
+                  <wp:cNvGraphicFramePr>
+                    <a:graphicFrameLocks noChangeAspect="1"/>
+                  </wp:cNvGraphicFramePr>
+                  <a:graphic>
+                    <a:graphicData uri="http://schemas.openxmlformats.org/drawingml/2006/picture">
+                      <pic:pic>
+                        <pic:nvPicPr>
+                          <pic:cNvPr id="9001" name="handtekening_verhuurder.png"/>
+                          <pic:cNvPicPr/>
+                        </pic:nvPicPr>
+                        <pic:blipFill>
+                          <a:blip r:embed="rIdHandtekening"/>
+                          <a:stretch>
+                            <a:fillRect/>
+                          </a:stretch>
+                        </pic:blipFill>
+                        <pic:spPr>
+                          <a:xfrm>
+                            <a:off x="0" y="0"/>
+                            <a:ext cx="313610" cy="792000"/>
+                          </a:xfrm>
+                          <a:prstGeom prst="rect">
+                            <a:avLst/>
+                          </a:prstGeom>
+                        </pic:spPr>
+                      </pic:pic>
+                    </a:graphicData>
+                  </a:graphic>
+                </wp:inline>
+              </w:drawing>
+            </w:r>
           </w:p>
         </w:tc>
         <w:tc>

--- a/public/sjablonen/huurovereenkomst_RO.docx
+++ b/public/sjablonen/huurovereenkomst_RO.docx
@@ -19,6 +19,7 @@
           <w:caps/>
           <w:sz w:val="40"/>
           <w:szCs w:val="40"/>
+          <w:color w:val="2B3B93"/>
         </w:rPr>
         <w:t>huurovereenkomst woonruimte</w:t>
       </w:r>
@@ -57,6 +58,7 @@
           <w:caps/>
           <w:sz w:val="28"/>
           <w:szCs w:val="28"/>
+          <w:color w:val="2B3B93"/>
         </w:rPr>
         <w:t xml:space="preserve">naar </w:t>
       </w:r>
@@ -66,6 +68,7 @@
           <w:caps/>
           <w:sz w:val="28"/>
           <w:szCs w:val="28"/>
+          <w:color w:val="2B3B93"/>
         </w:rPr>
         <w:t xml:space="preserve">zijn </w:t>
       </w:r>
@@ -75,6 +78,7 @@
           <w:caps/>
           <w:sz w:val="28"/>
           <w:szCs w:val="28"/>
+          <w:color w:val="2B3B93"/>
         </w:rPr>
         <w:t>aard van korte duur</w:t>
       </w:r>
@@ -123,6 +127,7 @@
           <w:caps/>
           <w:sz w:val="26"/>
           <w:szCs w:val="40"/>
+          <w:color w:val="2B3B93"/>
         </w:rPr>
         <w:t>De ondergetekenden:</w:t>
       </w:r>
@@ -790,6 +795,7 @@
           <w:caps/>
           <w:sz w:val="26"/>
           <w:szCs w:val="40"/>
+          <w:color w:val="2B3B93"/>
         </w:rPr>
         <w:t>Nemen in aanmerking dat:</w:t>
       </w:r>
@@ -1486,6 +1492,7 @@
           <w:caps/>
           <w:sz w:val="26"/>
           <w:szCs w:val="40"/>
+          <w:color w:val="2B3B93"/>
         </w:rPr>
         <w:t>En verklaren te zijn overeengekomen als volgt:</w:t>
       </w:r>
@@ -9180,7 +9187,7 @@
           <w:footerReference w:type="default" r:id="rId9"/>
           <w:type w:val="continuous"/>
           <w:pgSz w:w="11907" w:h="16840" w:code="9"/>
-          <w:pgMar w:top="1985" w:right="1701" w:bottom="1701" w:left="1701" w:header="1985" w:footer="397" w:gutter="0"/>
+          <w:pgMar w:top="2100" w:right="1701" w:bottom="1701" w:left="1701" w:header="720" w:footer="397" w:gutter="0"/>
           <w:cols w:space="720"/>
           <w:docGrid w:linePitch="360"/>
         </w:sectPr>
@@ -9200,7 +9207,7 @@
           <w:footerReference w:type="default" r:id="rId9"/>
           <w:type w:val="continuous"/>
           <w:pgSz w:w="11907" w:h="16840" w:code="9"/>
-          <w:pgMar w:top="1985" w:right="1701" w:bottom="1701" w:left="1701" w:header="1985" w:footer="397" w:gutter="0"/>
+          <w:pgMar w:top="2100" w:right="1701" w:bottom="1701" w:left="1701" w:header="720" w:footer="397" w:gutter="0"/>
           <w:cols w:space="720"/>
           <w:docGrid w:linePitch="360"/>
         </w:sectPr>
@@ -9226,13 +9233,22 @@
         <w:spacing w:after="20"/>
       </w:pPr>
       <w:r>
+        <w:rPr>
+          <w:color w:val="2B3B93"/>
+        </w:rPr>
         <w:lastRenderedPageBreak/>
         <w:t xml:space="preserve">Bijlage: </w:t>
       </w:r>
       <w:r>
+        <w:rPr>
+          <w:color w:val="2B3B93"/>
+        </w:rPr>
         <w:t>H</w:t>
       </w:r>
       <w:r>
+        <w:rPr>
+          <w:color w:val="2B3B93"/>
+        </w:rPr>
         <w:t>uurbevestiging</w:t>
       </w:r>
     </w:p>
@@ -10403,7 +10419,7 @@
     </w:p>
     <w:sectPr>
       <w:pgSz w:w="11907" w:h="16840" w:code="9"/>
-      <w:pgMar w:top="1985" w:right="1701" w:bottom="1701" w:left="1701" w:header="1985" w:footer="397" w:gutter="0"/>
+      <w:pgMar w:top="2100" w:right="1701" w:bottom="1701" w:left="1701" w:header="720" w:footer="397" w:gutter="0"/>
       <w:cols w:space="720"/>
       <w:docGrid w:linePitch="360"/>
     </w:sectPr>
@@ -10510,6 +10526,24 @@
       <w:fldChar w:fldCharType="end"/>
     </w:r>
   </w:p>
+  <w:p>
+    <w:pPr>
+      <w:pBdr>
+        <w:top w:val="single" w:sz="6" w:space="6" w:color="599240"/>
+      </w:pBdr>
+      <w:spacing w:before="120" w:after="0"/>
+      <w:jc w:val="center"/>
+    </w:pPr>
+    <w:r>
+      <w:rPr>
+        <w:rFonts w:ascii="Arial" w:hAnsi="Arial" w:cs="Arial"/>
+        <w:color w:val="599240"/>
+        <w:sz w:val="16"/>
+        <w:szCs w:val="16"/>
+      </w:rPr>
+      <w:t xml:space="preserve">KTP Backoffice   |   Kanaalstraat 217, 7547 AS Enschede   |   053-7113495   |   info@ktp.nl</w:t>
+    </w:r>
+  </w:p>
 </w:ftr>
 </file>
 
@@ -10539,12 +10573,107 @@
 </file>
 
 <file path=word/header1.xml><?xml version="1.0" encoding="utf-8"?>
-<w:hdr xmlns:wpc="http://schemas.microsoft.com/office/word/2010/wordprocessingCanvas" xmlns:cx="http://schemas.microsoft.com/office/drawing/2014/chartex" xmlns:cx1="http://schemas.microsoft.com/office/drawing/2015/9/8/chartex" xmlns:cx2="http://schemas.microsoft.com/office/drawing/2015/10/21/chartex" xmlns:cx3="http://schemas.microsoft.com/office/drawing/2016/5/9/chartex" xmlns:cx4="http://schemas.microsoft.com/office/drawing/2016/5/10/chartex" xmlns:cx5="http://schemas.microsoft.com/office/drawing/2016/5/11/chartex" xmlns:cx6="http://schemas.microsoft.com/office/drawing/2016/5/12/chartex" xmlns:cx7="http://schemas.microsoft.com/office/drawing/2016/5/13/chartex" xmlns:cx8="http://schemas.microsoft.com/office/drawing/2016/5/14/chartex" xmlns:mc="http://schemas.openxmlformats.org/markup-compatibility/2006" xmlns:aink="http://schemas.microsoft.com/office/drawing/2016/ink" xmlns:am3d="http://schemas.microsoft.com/office/drawing/2017/model3d" xmlns:o="urn:schemas-microsoft-com:office:office" xmlns:oel="http://schemas.microsoft.com/office/2019/extlst" xmlns:r="http://schemas.openxmlformats.org/officeDocument/2006/relationships" xmlns:m="http://schemas.openxmlformats.org/officeDocument/2006/math" xmlns:v="urn:schemas-microsoft-com:vml" xmlns:wp14="http://schemas.microsoft.com/office/word/2010/wordprocessingDrawing" xmlns:wp="http://schemas.openxmlformats.org/drawingml/2006/wordprocessingDrawing" xmlns:w10="urn:schemas-microsoft-com:office:word" xmlns:w="http://schemas.openxmlformats.org/wordprocessingml/2006/main" xmlns:w14="http://schemas.microsoft.com/office/word/2010/wordml" xmlns:w15="http://schemas.microsoft.com/office/word/2012/wordml" xmlns:w16cex="http://schemas.microsoft.com/office/word/2018/wordml/cex" xmlns:w16cid="http://schemas.microsoft.com/office/word/2016/wordml/cid" xmlns:w16="http://schemas.microsoft.com/office/word/2018/wordml" xmlns:w16du="http://schemas.microsoft.com/office/word/2023/wordml/word16du" xmlns:w16sdtdh="http://schemas.microsoft.com/office/word/2020/wordml/sdtdatahash" xmlns:w16sdtfl="http://schemas.microsoft.com/office/word/2024/wordml/sdtformatlock" xmlns:w16se="http://schemas.microsoft.com/office/word/2015/wordml/symex" xmlns:wpg="http://schemas.microsoft.com/office/word/2010/wordprocessingGroup" xmlns:wpi="http://schemas.microsoft.com/office/word/2010/wordprocessingInk" xmlns:wne="http://schemas.microsoft.com/office/word/2006/wordml" xmlns:wps="http://schemas.microsoft.com/office/word/2010/wordprocessingShape" mc:Ignorable="w14 w15 w16se w16cid w16 w16cex w16sdtdh w16sdtfl w16du wp14">
+<w:hdr xmlns:w="http://schemas.openxmlformats.org/wordprocessingml/2006/main" xmlns:r="http://schemas.openxmlformats.org/officeDocument/2006/relationships" xmlns:wp="http://schemas.openxmlformats.org/drawingml/2006/wordprocessingDrawing" xmlns:a="http://schemas.openxmlformats.org/drawingml/2006/main" xmlns:pic="http://schemas.openxmlformats.org/drawingml/2006/picture">
   <w:p>
     <w:pPr>
-      <w:pStyle w:val="PCStandaard"/>
-      <w:jc w:val="right"/>
+      <w:spacing w:before="0" w:after="0"/>
     </w:pPr>
+    <w:r>
+      <w:rPr>
+        <w:noProof/>
+      </w:rPr>
+      <w:drawing>
+        <wp:anchor distT="0" distB="0" distL="0" distR="0" simplePos="0" relativeHeight="251658241" behindDoc="0" locked="0" layoutInCell="1" allowOverlap="1">
+          <wp:simplePos x="0" y="0"/>
+          <wp:positionH relativeFrom="page">
+            <wp:posOffset>1647825</wp:posOffset>
+          </wp:positionH>
+          <wp:positionV relativeFrom="page">
+            <wp:posOffset>161925</wp:posOffset>
+          </wp:positionV>
+          <wp:extent cx="5731510" cy="1003935"/>
+          <wp:effectExtent l="0" t="0" r="0" b="0"/>
+          <wp:wrapNone/>
+          <wp:docPr id="9101" name="KTP Backoffice logo"/>
+          <wp:cNvGraphicFramePr>
+            <a:graphicFrameLocks noChangeAspect="1"/>
+          </wp:cNvGraphicFramePr>
+          <a:graphic>
+            <a:graphicData uri="http://schemas.openxmlformats.org/drawingml/2006/picture">
+              <pic:pic>
+                <pic:nvPicPr>
+                  <pic:cNvPr id="9101" name="KTP Backoffice logo"/>
+                  <pic:cNvPicPr/>
+                </pic:nvPicPr>
+                <pic:blipFill>
+                  <a:blip r:embed="rIdKtpLogo"/>
+                  <a:stretch>
+                    <a:fillRect/>
+                  </a:stretch>
+                </pic:blipFill>
+                <pic:spPr>
+                  <a:xfrm>
+                    <a:off x="0" y="0"/>
+                    <a:ext cx="5731510" cy="1003935"/>
+                  </a:xfrm>
+                  <a:prstGeom prst="rect">
+                    <a:avLst/>
+                  </a:prstGeom>
+                </pic:spPr>
+              </pic:pic>
+            </a:graphicData>
+          </a:graphic>
+        </wp:anchor>
+      </w:drawing>
+    </w:r>
+    <w:r>
+      <w:rPr>
+        <w:noProof/>
+      </w:rPr>
+      <w:drawing>
+        <wp:anchor distT="0" distB="0" distL="0" distR="0" simplePos="0" relativeHeight="251658242" behindDoc="0" locked="0" layoutInCell="1" allowOverlap="1">
+          <wp:simplePos x="0" y="0"/>
+          <wp:positionH relativeFrom="page">
+            <wp:posOffset>0</wp:posOffset>
+          </wp:positionH>
+          <wp:positionV relativeFrom="page">
+            <wp:posOffset>0</wp:posOffset>
+          </wp:positionV>
+          <wp:extent cx="1514475" cy="1085850"/>
+          <wp:effectExtent l="0" t="0" r="0" b="0"/>
+          <wp:wrapNone/>
+          <wp:docPr id="9102" name="KTP hoek"/>
+          <wp:cNvGraphicFramePr>
+            <a:graphicFrameLocks noChangeAspect="1"/>
+          </wp:cNvGraphicFramePr>
+          <a:graphic>
+            <a:graphicData uri="http://schemas.openxmlformats.org/drawingml/2006/picture">
+              <pic:pic>
+                <pic:nvPicPr>
+                  <pic:cNvPr id="9102" name="KTP hoek"/>
+                  <pic:cNvPicPr/>
+                </pic:nvPicPr>
+                <pic:blipFill>
+                  <a:blip r:embed="rIdKtpHoek"/>
+                  <a:stretch>
+                    <a:fillRect/>
+                  </a:stretch>
+                </pic:blipFill>
+                <pic:spPr>
+                  <a:xfrm>
+                    <a:off x="0" y="0"/>
+                    <a:ext cx="1514475" cy="1085850"/>
+                  </a:xfrm>
+                  <a:prstGeom prst="rect">
+                    <a:avLst/>
+                  </a:prstGeom>
+                </pic:spPr>
+              </pic:pic>
+            </a:graphicData>
+          </a:graphic>
+        </wp:anchor>
+      </w:drawing>
+    </w:r>
   </w:p>
 </w:hdr>
 </file>
@@ -13460,6 +13589,7 @@
       <w:kern w:val="32"/>
       <w:sz w:val="26"/>
       <w:szCs w:val="32"/>
+      <w:color w:val="2B3B93"/>
     </w:rPr>
   </w:style>
   <w:style w:type="paragraph" w:styleId="Kop2">
@@ -13482,6 +13612,7 @@
       <w:caps/>
       <w:sz w:val="20"/>
       <w:szCs w:val="28"/>
+      <w:color w:val="2B3B93"/>
     </w:rPr>
   </w:style>
   <w:style w:type="paragraph" w:styleId="Kop3">
@@ -15766,6 +15897,7 @@
       <w:kern w:val="28"/>
       <w:sz w:val="56"/>
       <w:szCs w:val="56"/>
+      <w:color w:val="2B3B93"/>
     </w:rPr>
   </w:style>
   <w:style w:type="character" w:customStyle="1" w:styleId="TitelChar">
